--- a/docs/general-english/A2/release/units/a21-u09.docx
+++ b/docs/general-english/A2/release/units/a21-u09.docx
@@ -874,7 +874,7 @@
           <wp:inline>
             <wp:extent cx="5724525" cy="1390650"/>
             <wp:effectExtent b="0" l="0" r="0" t="0"/>
-            <wp:docPr descr="The four words of the word bank, in the order the task prints them, each with a picture: address, far, towards, lane." title="" id="27" name="Picture"/>
+            <wp:docPr descr="The four words of the word bank, in the order the task prints them, each with a picture: far, address, lane, towards." title="" id="27" name="Picture"/>
             <a:graphic>
               <a:graphicData uri="http://schemas.openxmlformats.org/drawingml/2006/picture">
                 <pic:pic>
@@ -968,7 +968,7 @@
         <w:t xml:space="preserve"> </w:t>
       </w:r>
       <w:r>
-        <w:t xml:space="preserve">address | far | towards | lane</w:t>
+        <w:t xml:space="preserve">far | address | lane | towards</w:t>
       </w:r>
     </w:p>
     <w:p>
@@ -3871,7 +3871,7 @@
           <wp:inline>
             <wp:extent cx="5724525" cy="1390650"/>
             <wp:effectExtent b="0" l="0" r="0" t="0"/>
-            <wp:docPr descr="The four words of the fill-in word bank, in bank order, each drawn: ahead, square, junction, block." title="" id="45" name="Picture"/>
+            <wp:docPr descr="The four words of the fill-in word bank, in bank order, each drawn: junction, ahead, square, block." title="" id="45" name="Picture"/>
             <a:graphic>
               <a:graphicData uri="http://schemas.openxmlformats.org/drawingml/2006/picture">
                 <pic:pic>
@@ -3965,7 +3965,7 @@
         <w:t xml:space="preserve"> </w:t>
       </w:r>
       <w:r>
-        <w:t xml:space="preserve">ahead | square | junction | block</w:t>
+        <w:t xml:space="preserve">junction | ahead | square | block</w:t>
       </w:r>
     </w:p>
     <w:p>
@@ -5463,7 +5463,7 @@
       <w:r>
         <w:drawing>
           <wp:inline>
-            <wp:extent cx="5724525" cy="2095500"/>
+            <wp:extent cx="5724525" cy="2286000"/>
             <wp:effectExtent b="0" l="0" r="0" t="0"/>
             <wp:docPr descr="The four phrases of this task as chips above three empty bins -- where, when and how. Which chip goes in which bin is the exercise, so none of them is placed." title="" id="60" name="Picture"/>
             <a:graphic>
@@ -5484,7 +5484,7 @@
                   <pic:spPr bwMode="auto">
                     <a:xfrm>
                       <a:off x="0" y="0"/>
-                      <a:ext cx="5724525" cy="2095500"/>
+                      <a:ext cx="5724525" cy="2286000"/>
                     </a:xfrm>
                     <a:prstGeom prst="rect">
                       <a:avLst/>
@@ -5713,7 +5713,7 @@
       <w:r>
         <w:drawing>
           <wp:inline>
-            <wp:extent cx="5724525" cy="1857375"/>
+            <wp:extent cx="5724525" cy="2190750"/>
             <wp:effectExtent b="0" l="0" r="0" t="0"/>
             <wp:docPr descr="One correction worked through -- the wrong form struck out and the right one beside it -- and then three more sentences with an empty line for the learner to write the correct form." title="" id="63" name="Picture"/>
             <a:graphic>
@@ -5734,7 +5734,7 @@
                   <pic:spPr bwMode="auto">
                     <a:xfrm>
                       <a:off x="0" y="0"/>
-                      <a:ext cx="5724525" cy="1857375"/>
+                      <a:ext cx="5724525" cy="2190750"/>
                     </a:xfrm>
                     <a:prstGeom prst="rect">
                       <a:avLst/>
@@ -12139,7 +12139,7 @@
       <w:r>
         <w:drawing>
           <wp:inline>
-            <wp:extent cx="5724525" cy="2371725"/>
+            <wp:extent cx="5724525" cy="2609850"/>
             <wp:effectExtent b="0" l="0" r="0" t="0"/>
             <wp:docPr descr="The decision task as one question and three branches, with what each one costs: ask the city, which numbers the whole street but took eight years to repair one street lamp; put up your own sign at the junction, which costs one afternoon; or tell everybody the landmark instead." title="" id="132" name="Picture"/>
             <a:graphic>
@@ -12160,7 +12160,7 @@
                   <pic:spPr bwMode="auto">
                     <a:xfrm>
                       <a:off x="0" y="0"/>
-                      <a:ext cx="5724525" cy="2371725"/>
+                      <a:ext cx="5724525" cy="2609850"/>
                     </a:xfrm>
                     <a:prstGeom prst="rect">
                       <a:avLst/>
@@ -12338,7 +12338,7 @@
           <wp:inline>
             <wp:extent cx="5724525" cy="2095500"/>
             <wp:effectExtent b="0" l="0" r="0" t="0"/>
-            <wp:docPr descr="The eight words of the spiral review bank, in bank order: roundabout, lane, square, address, towards, at, borrow, timetable." title="" id="135" name="Picture"/>
+            <wp:docPr descr="The eight words of the spiral review bank, in bank order: address, timetable, roundabout, at, square, lane, towards, borrow." title="" id="135" name="Picture"/>
             <a:graphic>
               <a:graphicData uri="http://schemas.openxmlformats.org/drawingml/2006/picture">
                 <pic:pic>
@@ -12457,7 +12457,7 @@
         <w:t xml:space="preserve"> </w:t>
       </w:r>
       <w:r>
-        <w:t xml:space="preserve">roundabout | lane | square | address | towards | at | borrow | timetable</w:t>
+        <w:t xml:space="preserve">address | timetable | roundabout | at | square | lane | towards | borrow</w:t>
       </w:r>
     </w:p>
     <w:p>
